--- a/public/sprint_2.docx
+++ b/public/sprint_2.docx
@@ -63,10 +63,6 @@
     </w:p>
     <w:p>
       <w:pPr>
-        <w:numPr>
-          <w:ilvl w:val="0"/>
-          <w:numId w:val="1"/>
-        </w:numPr>
         <w:rPr>
           <w:rFonts w:ascii="Montserrat" w:hAnsi="Montserrat"/>
           <w:sz w:val="28"/>
@@ -103,27 +99,6 @@
       <w:r>
         <w:rPr>
           <w:rFonts w:ascii="Montserrat" w:hAnsi="Montserrat"/>
-          <w:sz w:val="28"/>
-          <w:szCs w:val="28"/>
-        </w:rPr>
-        <w:t>+2</w:t>
-      </w:r>
-    </w:p>
-    <w:p>
-      <w:pPr>
-        <w:numPr>
-          <w:ilvl w:val="0"/>
-          <w:numId w:val="1"/>
-        </w:numPr>
-        <w:rPr>
-          <w:rFonts w:ascii="Montserrat" w:hAnsi="Montserrat"/>
-          <w:sz w:val="28"/>
-          <w:szCs w:val="28"/>
-        </w:rPr>
-      </w:pPr>
-      <w:r>
-        <w:rPr>
-          <w:rFonts w:ascii="Montserrat" w:hAnsi="Montserrat"/>
           <w:b/>
           <w:bCs/>
           <w:sz w:val="28"/>
@@ -144,23 +119,6 @@
       <w:pPr>
         <w:rPr>
           <w:rFonts w:ascii="Montserrat" w:hAnsi="Montserrat"/>
-          <w:sz w:val="28"/>
-          <w:szCs w:val="28"/>
-        </w:rPr>
-      </w:pPr>
-      <w:r>
-        <w:rPr>
-          <w:rFonts w:ascii="Montserrat" w:hAnsi="Montserrat"/>
-          <w:sz w:val="28"/>
-          <w:szCs w:val="28"/>
-        </w:rPr>
-        <w:t>+1</w:t>
-      </w:r>
-    </w:p>
-    <w:p>
-      <w:pPr>
-        <w:rPr>
-          <w:rFonts w:ascii="Montserrat" w:hAnsi="Montserrat"/>
           <w:b/>
           <w:bCs/>
           <w:sz w:val="28"/>
@@ -182,6 +140,15 @@
       <w:pPr>
         <w:rPr>
           <w:rFonts w:ascii="Montserrat" w:hAnsi="Montserrat"/>
+          <w:sz w:val="28"/>
+          <w:szCs w:val="28"/>
+        </w:rPr>
+      </w:pPr>
+    </w:p>
+    <w:p>
+      <w:pPr>
+        <w:rPr>
+          <w:rFonts w:ascii="Montserrat" w:hAnsi="Montserrat"/>
           <w:color w:val="EE0000"/>
           <w:sz w:val="28"/>
           <w:szCs w:val="28"/>
@@ -207,10 +174,6 @@
     </w:p>
     <w:p>
       <w:pPr>
-        <w:numPr>
-          <w:ilvl w:val="0"/>
-          <w:numId w:val="2"/>
-        </w:numPr>
         <w:rPr>
           <w:rFonts w:ascii="Montserrat" w:hAnsi="Montserrat"/>
           <w:sz w:val="28"/>
@@ -238,10 +201,6 @@
     </w:p>
     <w:p>
       <w:pPr>
-        <w:numPr>
-          <w:ilvl w:val="0"/>
-          <w:numId w:val="2"/>
-        </w:numPr>
         <w:rPr>
           <w:rFonts w:ascii="Montserrat" w:hAnsi="Montserrat"/>
           <w:sz w:val="28"/>
@@ -269,10 +228,6 @@
     </w:p>
     <w:p>
       <w:pPr>
-        <w:numPr>
-          <w:ilvl w:val="0"/>
-          <w:numId w:val="2"/>
-        </w:numPr>
         <w:rPr>
           <w:rFonts w:ascii="Montserrat" w:hAnsi="Montserrat"/>
           <w:sz w:val="28"/>
@@ -320,6 +275,510 @@
       <w:pPr>
         <w:rPr>
           <w:rFonts w:ascii="Montserrat" w:hAnsi="Montserrat"/>
+          <w:sz w:val="28"/>
+          <w:szCs w:val="28"/>
+        </w:rPr>
+      </w:pPr>
+    </w:p>
+    <w:p>
+      <w:pPr>
+        <w:rPr>
+          <w:rFonts w:ascii="Montserrat" w:hAnsi="Montserrat"/>
+          <w:b/>
+          <w:bCs/>
+          <w:sz w:val="28"/>
+          <w:szCs w:val="28"/>
+        </w:rPr>
+      </w:pPr>
+      <w:r>
+        <w:rPr>
+          <w:rFonts w:ascii="Montserrat" w:hAnsi="Montserrat"/>
+          <w:b/>
+          <w:bCs/>
+          <w:sz w:val="28"/>
+          <w:szCs w:val="28"/>
+        </w:rPr>
+        <w:t>Ventajas de una Librería</w:t>
+      </w:r>
+    </w:p>
+    <w:p>
+      <w:pPr>
+        <w:rPr>
+          <w:rFonts w:ascii="Montserrat" w:hAnsi="Montserrat"/>
+          <w:sz w:val="28"/>
+          <w:szCs w:val="28"/>
+        </w:rPr>
+      </w:pPr>
+      <w:r>
+        <w:rPr>
+          <w:rFonts w:ascii="Segoe UI Symbol" w:hAnsi="Segoe UI Symbol" w:cs="Segoe UI Symbol"/>
+          <w:sz w:val="28"/>
+          <w:szCs w:val="28"/>
+        </w:rPr>
+        <w:t>✔</w:t>
+      </w:r>
+      <w:r>
+        <w:rPr>
+          <w:rFonts w:ascii="Montserrat" w:hAnsi="Montserrat"/>
+          <w:sz w:val="28"/>
+          <w:szCs w:val="28"/>
+        </w:rPr>
+        <w:t xml:space="preserve"> Más flexible</w:t>
+      </w:r>
+      <w:r>
+        <w:rPr>
+          <w:rFonts w:ascii="Montserrat" w:hAnsi="Montserrat"/>
+          <w:sz w:val="28"/>
+          <w:szCs w:val="28"/>
+        </w:rPr>
+        <w:br/>
+      </w:r>
+      <w:r>
+        <w:rPr>
+          <w:rFonts w:ascii="Segoe UI Symbol" w:hAnsi="Segoe UI Symbol" w:cs="Segoe UI Symbol"/>
+          <w:sz w:val="28"/>
+          <w:szCs w:val="28"/>
+        </w:rPr>
+        <w:t>✔</w:t>
+      </w:r>
+      <w:r>
+        <w:rPr>
+          <w:rFonts w:ascii="Montserrat" w:hAnsi="Montserrat"/>
+          <w:sz w:val="28"/>
+          <w:szCs w:val="28"/>
+        </w:rPr>
+        <w:t xml:space="preserve"> M</w:t>
+      </w:r>
+      <w:r>
+        <w:rPr>
+          <w:rFonts w:ascii="Montserrat" w:hAnsi="Montserrat" w:cs="Montserrat"/>
+          <w:sz w:val="28"/>
+          <w:szCs w:val="28"/>
+        </w:rPr>
+        <w:t>á</w:t>
+      </w:r>
+      <w:r>
+        <w:rPr>
+          <w:rFonts w:ascii="Montserrat" w:hAnsi="Montserrat"/>
+          <w:sz w:val="28"/>
+          <w:szCs w:val="28"/>
+        </w:rPr>
+        <w:t>s ligera</w:t>
+      </w:r>
+      <w:r>
+        <w:rPr>
+          <w:rFonts w:ascii="Montserrat" w:hAnsi="Montserrat"/>
+          <w:sz w:val="28"/>
+          <w:szCs w:val="28"/>
+        </w:rPr>
+        <w:br/>
+      </w:r>
+      <w:r>
+        <w:rPr>
+          <w:rFonts w:ascii="Segoe UI Symbol" w:hAnsi="Segoe UI Symbol" w:cs="Segoe UI Symbol"/>
+          <w:sz w:val="28"/>
+          <w:szCs w:val="28"/>
+        </w:rPr>
+        <w:t>✔</w:t>
+      </w:r>
+      <w:r>
+        <w:rPr>
+          <w:rFonts w:ascii="Montserrat" w:hAnsi="Montserrat"/>
+          <w:sz w:val="28"/>
+          <w:szCs w:val="28"/>
+        </w:rPr>
+        <w:t xml:space="preserve"> F</w:t>
+      </w:r>
+      <w:r>
+        <w:rPr>
+          <w:rFonts w:ascii="Montserrat" w:hAnsi="Montserrat" w:cs="Montserrat"/>
+          <w:sz w:val="28"/>
+          <w:szCs w:val="28"/>
+        </w:rPr>
+        <w:t>á</w:t>
+      </w:r>
+      <w:r>
+        <w:rPr>
+          <w:rFonts w:ascii="Montserrat" w:hAnsi="Montserrat"/>
+          <w:sz w:val="28"/>
+          <w:szCs w:val="28"/>
+        </w:rPr>
+        <w:t>cil de integrar</w:t>
+      </w:r>
+      <w:r>
+        <w:rPr>
+          <w:rFonts w:ascii="Montserrat" w:hAnsi="Montserrat"/>
+          <w:sz w:val="28"/>
+          <w:szCs w:val="28"/>
+        </w:rPr>
+        <w:br/>
+      </w:r>
+      <w:r>
+        <w:rPr>
+          <w:rFonts w:ascii="Segoe UI Symbol" w:hAnsi="Segoe UI Symbol" w:cs="Segoe UI Symbol"/>
+          <w:sz w:val="28"/>
+          <w:szCs w:val="28"/>
+        </w:rPr>
+        <w:t>✔</w:t>
+      </w:r>
+      <w:r>
+        <w:rPr>
+          <w:rFonts w:ascii="Montserrat" w:hAnsi="Montserrat"/>
+          <w:sz w:val="28"/>
+          <w:szCs w:val="28"/>
+        </w:rPr>
+        <w:t xml:space="preserve"> Puedes combinar varias</w:t>
+      </w:r>
+    </w:p>
+    <w:p>
+      <w:pPr>
+        <w:rPr>
+          <w:rFonts w:ascii="Montserrat" w:hAnsi="Montserrat"/>
+          <w:sz w:val="28"/>
+          <w:szCs w:val="28"/>
+        </w:rPr>
+      </w:pPr>
+      <w:r>
+        <w:rPr>
+          <w:rFonts w:ascii="Segoe UI Emoji" w:hAnsi="Segoe UI Emoji" w:cs="Segoe UI Emoji"/>
+          <w:sz w:val="28"/>
+          <w:szCs w:val="28"/>
+        </w:rPr>
+        <w:t>❌</w:t>
+      </w:r>
+      <w:r>
+        <w:rPr>
+          <w:rFonts w:ascii="Montserrat" w:hAnsi="Montserrat"/>
+          <w:sz w:val="28"/>
+          <w:szCs w:val="28"/>
+        </w:rPr>
+        <w:t xml:space="preserve"> Pero debes organizar todo tú mismo</w:t>
+      </w:r>
+    </w:p>
+    <w:p>
+      <w:pPr>
+        <w:rPr>
+          <w:rFonts w:ascii="Montserrat" w:hAnsi="Montserrat"/>
+          <w:b/>
+          <w:bCs/>
+          <w:sz w:val="28"/>
+          <w:szCs w:val="28"/>
+        </w:rPr>
+      </w:pPr>
+    </w:p>
+    <w:p>
+      <w:pPr>
+        <w:rPr>
+          <w:rFonts w:ascii="Montserrat" w:hAnsi="Montserrat"/>
+          <w:sz w:val="28"/>
+          <w:szCs w:val="28"/>
+        </w:rPr>
+      </w:pPr>
+      <w:r>
+        <w:rPr>
+          <w:rFonts w:ascii="Montserrat" w:hAnsi="Montserrat"/>
+          <w:b/>
+          <w:bCs/>
+          <w:sz w:val="28"/>
+          <w:szCs w:val="28"/>
+        </w:rPr>
+        <w:lastRenderedPageBreak/>
+        <w:t>Ventajas de un Framework</w:t>
+      </w:r>
+    </w:p>
+    <w:p>
+      <w:pPr>
+        <w:rPr>
+          <w:rFonts w:ascii="Montserrat" w:hAnsi="Montserrat"/>
+          <w:sz w:val="28"/>
+          <w:szCs w:val="28"/>
+        </w:rPr>
+      </w:pPr>
+      <w:r>
+        <w:rPr>
+          <w:rFonts w:ascii="Segoe UI Symbol" w:hAnsi="Segoe UI Symbol" w:cs="Segoe UI Symbol"/>
+          <w:sz w:val="28"/>
+          <w:szCs w:val="28"/>
+        </w:rPr>
+        <w:t>✔</w:t>
+      </w:r>
+      <w:r>
+        <w:rPr>
+          <w:rFonts w:ascii="Montserrat" w:hAnsi="Montserrat"/>
+          <w:sz w:val="28"/>
+          <w:szCs w:val="28"/>
+        </w:rPr>
+        <w:t xml:space="preserve"> Estructura ya definida</w:t>
+      </w:r>
+      <w:r>
+        <w:rPr>
+          <w:rFonts w:ascii="Montserrat" w:hAnsi="Montserrat"/>
+          <w:sz w:val="28"/>
+          <w:szCs w:val="28"/>
+        </w:rPr>
+        <w:br/>
+      </w:r>
+      <w:r>
+        <w:rPr>
+          <w:rFonts w:ascii="Segoe UI Symbol" w:hAnsi="Segoe UI Symbol" w:cs="Segoe UI Symbol"/>
+          <w:sz w:val="28"/>
+          <w:szCs w:val="28"/>
+        </w:rPr>
+        <w:t>✔</w:t>
+      </w:r>
+      <w:r>
+        <w:rPr>
+          <w:rFonts w:ascii="Montserrat" w:hAnsi="Montserrat"/>
+          <w:sz w:val="28"/>
+          <w:szCs w:val="28"/>
+        </w:rPr>
+        <w:t xml:space="preserve"> M</w:t>
+      </w:r>
+      <w:r>
+        <w:rPr>
+          <w:rFonts w:ascii="Montserrat" w:hAnsi="Montserrat" w:cs="Montserrat"/>
+          <w:sz w:val="28"/>
+          <w:szCs w:val="28"/>
+        </w:rPr>
+        <w:t>á</w:t>
+      </w:r>
+      <w:r>
+        <w:rPr>
+          <w:rFonts w:ascii="Montserrat" w:hAnsi="Montserrat"/>
+          <w:sz w:val="28"/>
+          <w:szCs w:val="28"/>
+        </w:rPr>
+        <w:t>s organizado</w:t>
+      </w:r>
+      <w:r>
+        <w:rPr>
+          <w:rFonts w:ascii="Montserrat" w:hAnsi="Montserrat"/>
+          <w:sz w:val="28"/>
+          <w:szCs w:val="28"/>
+        </w:rPr>
+        <w:br/>
+      </w:r>
+      <w:r>
+        <w:rPr>
+          <w:rFonts w:ascii="Segoe UI Symbol" w:hAnsi="Segoe UI Symbol" w:cs="Segoe UI Symbol"/>
+          <w:sz w:val="28"/>
+          <w:szCs w:val="28"/>
+        </w:rPr>
+        <w:t>✔</w:t>
+      </w:r>
+      <w:r>
+        <w:rPr>
+          <w:rFonts w:ascii="Montserrat" w:hAnsi="Montserrat"/>
+          <w:sz w:val="28"/>
+          <w:szCs w:val="28"/>
+        </w:rPr>
+        <w:t xml:space="preserve"> Ideal para proyectos grandes</w:t>
+      </w:r>
+      <w:r>
+        <w:rPr>
+          <w:rFonts w:ascii="Montserrat" w:hAnsi="Montserrat"/>
+          <w:sz w:val="28"/>
+          <w:szCs w:val="28"/>
+        </w:rPr>
+        <w:br/>
+      </w:r>
+      <w:r>
+        <w:rPr>
+          <w:rFonts w:ascii="Segoe UI Symbol" w:hAnsi="Segoe UI Symbol" w:cs="Segoe UI Symbol"/>
+          <w:sz w:val="28"/>
+          <w:szCs w:val="28"/>
+        </w:rPr>
+        <w:t>✔</w:t>
+      </w:r>
+      <w:r>
+        <w:rPr>
+          <w:rFonts w:ascii="Montserrat" w:hAnsi="Montserrat"/>
+          <w:sz w:val="28"/>
+          <w:szCs w:val="28"/>
+        </w:rPr>
+        <w:t xml:space="preserve"> Incluye muchas herramientas integradas</w:t>
+      </w:r>
+    </w:p>
+    <w:p>
+      <w:pPr>
+        <w:rPr>
+          <w:rFonts w:ascii="Montserrat" w:hAnsi="Montserrat"/>
+          <w:sz w:val="28"/>
+          <w:szCs w:val="28"/>
+        </w:rPr>
+      </w:pPr>
+      <w:r>
+        <w:rPr>
+          <w:rFonts w:ascii="Segoe UI Emoji" w:hAnsi="Segoe UI Emoji" w:cs="Segoe UI Emoji"/>
+          <w:sz w:val="28"/>
+          <w:szCs w:val="28"/>
+        </w:rPr>
+        <w:t>❌</w:t>
+      </w:r>
+      <w:r>
+        <w:rPr>
+          <w:rFonts w:ascii="Montserrat" w:hAnsi="Montserrat"/>
+          <w:sz w:val="28"/>
+          <w:szCs w:val="28"/>
+        </w:rPr>
+        <w:t xml:space="preserve"> Menos flexible</w:t>
+      </w:r>
+      <w:r>
+        <w:rPr>
+          <w:rFonts w:ascii="Montserrat" w:hAnsi="Montserrat"/>
+          <w:sz w:val="28"/>
+          <w:szCs w:val="28"/>
+        </w:rPr>
+        <w:br/>
+      </w:r>
+      <w:r>
+        <w:rPr>
+          <w:rFonts w:ascii="Segoe UI Emoji" w:hAnsi="Segoe UI Emoji" w:cs="Segoe UI Emoji"/>
+          <w:sz w:val="28"/>
+          <w:szCs w:val="28"/>
+        </w:rPr>
+        <w:t>❌</w:t>
+      </w:r>
+      <w:r>
+        <w:rPr>
+          <w:rFonts w:ascii="Montserrat" w:hAnsi="Montserrat"/>
+          <w:sz w:val="28"/>
+          <w:szCs w:val="28"/>
+        </w:rPr>
+        <w:t xml:space="preserve"> Curva de aprendizaje mayor</w:t>
+      </w:r>
+    </w:p>
+    <w:p>
+      <w:pPr>
+        <w:rPr>
+          <w:rFonts w:ascii="Montserrat" w:hAnsi="Montserrat"/>
+          <w:sz w:val="28"/>
+          <w:szCs w:val="28"/>
+        </w:rPr>
+      </w:pPr>
+    </w:p>
+    <w:p>
+      <w:pPr>
+        <w:rPr>
+          <w:rFonts w:ascii="Montserrat" w:hAnsi="Montserrat"/>
+          <w:sz w:val="28"/>
+          <w:szCs w:val="28"/>
+        </w:rPr>
+      </w:pPr>
+    </w:p>
+    <w:p>
+      <w:pPr>
+        <w:rPr>
+          <w:rFonts w:ascii="Montserrat" w:hAnsi="Montserrat"/>
+          <w:sz w:val="28"/>
+          <w:szCs w:val="28"/>
+        </w:rPr>
+      </w:pPr>
+    </w:p>
+    <w:p>
+      <w:pPr>
+        <w:rPr>
+          <w:rFonts w:ascii="Montserrat" w:hAnsi="Montserrat"/>
+          <w:sz w:val="28"/>
+          <w:szCs w:val="28"/>
+        </w:rPr>
+      </w:pPr>
+      <w:r>
+        <w:rPr>
+          <w:rFonts w:ascii="Montserrat" w:hAnsi="Montserrat"/>
+          <w:sz w:val="28"/>
+          <w:szCs w:val="28"/>
+        </w:rPr>
+        <w:drawing>
+          <wp:inline distT="0" distB="0" distL="0" distR="0" wp14:anchorId="7D56531B" wp14:editId="152DE29C">
+            <wp:extent cx="5612130" cy="3741420"/>
+            <wp:effectExtent l="0" t="0" r="7620" b="0"/>
+            <wp:docPr id="202239470" name="Imagen 2"/>
+            <wp:cNvGraphicFramePr>
+              <a:graphicFrameLocks xmlns:a="http://schemas.openxmlformats.org/drawingml/2006/main" noChangeAspect="1"/>
+            </wp:cNvGraphicFramePr>
+            <a:graphic xmlns:a="http://schemas.openxmlformats.org/drawingml/2006/main">
+              <a:graphicData uri="http://schemas.openxmlformats.org/drawingml/2006/picture">
+                <pic:pic xmlns:pic="http://schemas.openxmlformats.org/drawingml/2006/picture">
+                  <pic:nvPicPr>
+                    <pic:cNvPr id="0" name="Picture 6"/>
+                    <pic:cNvPicPr>
+                      <a:picLocks noChangeAspect="1" noChangeArrowheads="1"/>
+                    </pic:cNvPicPr>
+                  </pic:nvPicPr>
+                  <pic:blipFill>
+                    <a:blip r:embed="rId5" cstate="print">
+                      <a:extLst>
+                        <a:ext uri="{28A0092B-C50C-407E-A947-70E740481C1C}">
+                          <a14:useLocalDpi xmlns:a14="http://schemas.microsoft.com/office/drawing/2010/main" val="0"/>
+                        </a:ext>
+                      </a:extLst>
+                    </a:blip>
+                    <a:srcRect/>
+                    <a:stretch>
+                      <a:fillRect/>
+                    </a:stretch>
+                  </pic:blipFill>
+                  <pic:spPr bwMode="auto">
+                    <a:xfrm>
+                      <a:off x="0" y="0"/>
+                      <a:ext cx="5612130" cy="3741420"/>
+                    </a:xfrm>
+                    <a:prstGeom prst="rect">
+                      <a:avLst/>
+                    </a:prstGeom>
+                    <a:noFill/>
+                    <a:ln>
+                      <a:noFill/>
+                    </a:ln>
+                  </pic:spPr>
+                </pic:pic>
+              </a:graphicData>
+            </a:graphic>
+          </wp:inline>
+        </w:drawing>
+      </w:r>
+    </w:p>
+    <w:p>
+      <w:pPr>
+        <w:rPr>
+          <w:rFonts w:ascii="Montserrat" w:hAnsi="Montserrat"/>
+          <w:sz w:val="28"/>
+          <w:szCs w:val="28"/>
+        </w:rPr>
+      </w:pPr>
+    </w:p>
+    <w:p>
+      <w:pPr>
+        <w:rPr>
+          <w:rFonts w:ascii="Montserrat" w:hAnsi="Montserrat"/>
+          <w:sz w:val="28"/>
+          <w:szCs w:val="28"/>
+        </w:rPr>
+      </w:pPr>
+    </w:p>
+    <w:p>
+      <w:pPr>
+        <w:rPr>
+          <w:rFonts w:ascii="Montserrat" w:hAnsi="Montserrat"/>
+          <w:sz w:val="28"/>
+          <w:szCs w:val="28"/>
+        </w:rPr>
+      </w:pPr>
+    </w:p>
+    <w:p>
+      <w:pPr>
+        <w:rPr>
+          <w:rFonts w:ascii="Montserrat" w:hAnsi="Montserrat"/>
+          <w:sz w:val="28"/>
+          <w:szCs w:val="28"/>
+        </w:rPr>
+      </w:pPr>
+    </w:p>
+    <w:p>
+      <w:pPr>
+        <w:rPr>
+          <w:rFonts w:ascii="Montserrat" w:hAnsi="Montserrat"/>
           <w:color w:val="EE0000"/>
           <w:sz w:val="28"/>
           <w:szCs w:val="28"/>
@@ -331,6 +790,15 @@
           <w:sz w:val="28"/>
           <w:szCs w:val="28"/>
         </w:rPr>
+        <w:lastRenderedPageBreak/>
+        <w:t xml:space="preserve"> </w:t>
+      </w:r>
+      <w:r>
+        <w:rPr>
+          <w:rFonts w:ascii="Montserrat" w:hAnsi="Montserrat"/>
+          <w:sz w:val="28"/>
+          <w:szCs w:val="28"/>
+        </w:rPr>
         <w:t>US:</w:t>
       </w:r>
       <w:r>
@@ -353,10 +821,6 @@
     </w:p>
     <w:p>
       <w:pPr>
-        <w:numPr>
-          <w:ilvl w:val="0"/>
-          <w:numId w:val="3"/>
-        </w:numPr>
         <w:rPr>
           <w:rFonts w:ascii="Montserrat" w:hAnsi="Montserrat"/>
           <w:sz w:val="28"/>
@@ -384,10 +848,6 @@
     </w:p>
     <w:p>
       <w:pPr>
-        <w:numPr>
-          <w:ilvl w:val="0"/>
-          <w:numId w:val="3"/>
-        </w:numPr>
         <w:rPr>
           <w:rFonts w:ascii="Montserrat" w:hAnsi="Montserrat"/>
           <w:sz w:val="28"/>
@@ -415,10 +875,7 @@
     </w:p>
     <w:p>
       <w:pPr>
-        <w:numPr>
-          <w:ilvl w:val="0"/>
-          <w:numId w:val="3"/>
-        </w:numPr>
+        <w:ind w:left="720"/>
         <w:rPr>
           <w:rFonts w:ascii="Montserrat" w:hAnsi="Montserrat"/>
           <w:b/>
@@ -428,20 +885,683 @@
           <w:szCs w:val="28"/>
         </w:rPr>
       </w:pPr>
-      <w:r>
-        <w:rPr>
-          <w:rFonts w:ascii="Montserrat" w:hAnsi="Montserrat"/>
+    </w:p>
+    <w:p>
+      <w:pPr>
+        <w:ind w:left="720"/>
+        <w:rPr>
+          <w:rFonts w:ascii="Montserrat" w:hAnsi="Montserrat"/>
+          <w:b/>
+          <w:bCs/>
+          <w:color w:val="EE0000"/>
+          <w:sz w:val="28"/>
+          <w:szCs w:val="28"/>
+        </w:rPr>
+      </w:pPr>
+      <w:r>
+        <w:rPr>
+          <w:noProof/>
+        </w:rPr>
+        <w:drawing>
+          <wp:inline distT="0" distB="0" distL="0" distR="0" wp14:anchorId="62B02677" wp14:editId="48DE2CED">
+            <wp:extent cx="5164455" cy="2819472"/>
+            <wp:effectExtent l="0" t="0" r="0" b="0"/>
+            <wp:docPr id="1596212937" name="Imagen 1"/>
+            <wp:cNvGraphicFramePr>
+              <a:graphicFrameLocks xmlns:a="http://schemas.openxmlformats.org/drawingml/2006/main" noChangeAspect="1"/>
+            </wp:cNvGraphicFramePr>
+            <a:graphic xmlns:a="http://schemas.openxmlformats.org/drawingml/2006/main">
+              <a:graphicData uri="http://schemas.openxmlformats.org/drawingml/2006/picture">
+                <pic:pic xmlns:pic="http://schemas.openxmlformats.org/drawingml/2006/picture">
+                  <pic:nvPicPr>
+                    <pic:cNvPr id="0" name="Picture 1"/>
+                    <pic:cNvPicPr>
+                      <a:picLocks noChangeAspect="1" noChangeArrowheads="1"/>
+                    </pic:cNvPicPr>
+                  </pic:nvPicPr>
+                  <pic:blipFill>
+                    <a:blip r:embed="rId6">
+                      <a:extLst>
+                        <a:ext uri="{28A0092B-C50C-407E-A947-70E740481C1C}">
+                          <a14:useLocalDpi xmlns:a14="http://schemas.microsoft.com/office/drawing/2010/main" val="0"/>
+                        </a:ext>
+                      </a:extLst>
+                    </a:blip>
+                    <a:srcRect/>
+                    <a:stretch>
+                      <a:fillRect/>
+                    </a:stretch>
+                  </pic:blipFill>
+                  <pic:spPr bwMode="auto">
+                    <a:xfrm>
+                      <a:off x="0" y="0"/>
+                      <a:ext cx="5165067" cy="2819806"/>
+                    </a:xfrm>
+                    <a:prstGeom prst="rect">
+                      <a:avLst/>
+                    </a:prstGeom>
+                    <a:noFill/>
+                    <a:ln>
+                      <a:noFill/>
+                    </a:ln>
+                  </pic:spPr>
+                </pic:pic>
+              </a:graphicData>
+            </a:graphic>
+          </wp:inline>
+        </w:drawing>
+      </w:r>
+    </w:p>
+    <w:p>
+      <w:pPr>
+        <w:ind w:left="720"/>
+        <w:rPr>
+          <w:rFonts w:ascii="Montserrat" w:hAnsi="Montserrat"/>
+          <w:b/>
+          <w:bCs/>
+          <w:color w:val="EE0000"/>
+          <w:sz w:val="28"/>
+          <w:szCs w:val="28"/>
+        </w:rPr>
+      </w:pPr>
+    </w:p>
+    <w:p>
+      <w:pPr>
+        <w:rPr>
+          <w:rFonts w:ascii="Montserrat" w:hAnsi="Montserrat"/>
+          <w:sz w:val="28"/>
+          <w:szCs w:val="28"/>
+        </w:rPr>
+      </w:pPr>
+      <w:r>
+        <w:rPr>
+          <w:rFonts w:ascii="Montserrat" w:hAnsi="Montserrat"/>
+          <w:sz w:val="28"/>
+          <w:szCs w:val="28"/>
+        </w:rPr>
+        <w:t>US 5:</w:t>
+      </w:r>
+      <w:r>
+        <w:rPr>
+          <w:rFonts w:ascii="Montserrat" w:hAnsi="Montserrat"/>
+          <w:b/>
+          <w:bCs/>
+          <w:sz w:val="28"/>
+          <w:szCs w:val="28"/>
+        </w:rPr>
+        <w:t xml:space="preserve"> </w:t>
+      </w:r>
+      <w:r>
+        <w:rPr>
+          <w:rFonts w:ascii="Montserrat" w:hAnsi="Montserrat"/>
+          <w:b/>
+          <w:bCs/>
+          <w:color w:val="EE0000"/>
+          <w:sz w:val="28"/>
+          <w:szCs w:val="28"/>
+        </w:rPr>
+        <w:t xml:space="preserve">Navegación de Documentación Oficial </w:t>
+      </w:r>
+      <w:r>
+        <w:rPr>
+          <w:rFonts w:ascii="Montserrat" w:hAnsi="Montserrat"/>
+          <w:b/>
+          <w:bCs/>
+          <w:color w:val="EE0000"/>
+          <w:sz w:val="28"/>
+          <w:szCs w:val="28"/>
+        </w:rPr>
+        <w:t xml:space="preserve">              (</w:t>
+      </w:r>
+      <w:r>
+        <w:rPr>
+          <w:rFonts w:ascii="Montserrat" w:hAnsi="Montserrat"/>
+          <w:b/>
+          <w:bCs/>
+          <w:color w:val="EE0000"/>
+          <w:sz w:val="28"/>
+          <w:szCs w:val="28"/>
+        </w:rPr>
+        <w:t>Aprendizajes y Dudas)</w:t>
+      </w:r>
+    </w:p>
+    <w:p>
+      <w:pPr>
+        <w:rPr>
+          <w:rFonts w:ascii="Montserrat" w:hAnsi="Montserrat"/>
+          <w:sz w:val="28"/>
+          <w:szCs w:val="28"/>
+        </w:rPr>
+      </w:pPr>
+      <w:r>
+        <w:rPr>
+          <w:rFonts w:ascii="Montserrat" w:hAnsi="Montserrat"/>
+          <w:sz w:val="28"/>
+          <w:szCs w:val="28"/>
+        </w:rPr>
+        <w:t xml:space="preserve">Durante esta etapa, exploré los recursos oficiales de </w:t>
+      </w:r>
+      <w:r>
+        <w:rPr>
+          <w:rFonts w:ascii="Montserrat" w:hAnsi="Montserrat"/>
+          <w:b/>
+          <w:bCs/>
+          <w:sz w:val="28"/>
+          <w:szCs w:val="28"/>
+        </w:rPr>
+        <w:t>React</w:t>
+      </w:r>
+      <w:r>
+        <w:rPr>
+          <w:rFonts w:ascii="Montserrat" w:hAnsi="Montserrat"/>
+          <w:sz w:val="28"/>
+          <w:szCs w:val="28"/>
+        </w:rPr>
+        <w:t xml:space="preserve"> y </w:t>
+      </w:r>
+      <w:r>
+        <w:rPr>
+          <w:rFonts w:ascii="Montserrat" w:hAnsi="Montserrat"/>
+          <w:b/>
+          <w:bCs/>
+          <w:sz w:val="28"/>
+          <w:szCs w:val="28"/>
+        </w:rPr>
+        <w:t>Bootstrap</w:t>
+      </w:r>
+      <w:r>
+        <w:rPr>
+          <w:rFonts w:ascii="Montserrat" w:hAnsi="Montserrat"/>
+          <w:sz w:val="28"/>
+          <w:szCs w:val="28"/>
+        </w:rPr>
+        <w:t xml:space="preserve"> para entender cómo pasar de una idea visual a una herramienta técnica que </w:t>
+      </w:r>
+      <w:r>
+        <w:rPr>
+          <w:rFonts w:ascii="Montserrat" w:hAnsi="Montserrat"/>
+          <w:sz w:val="28"/>
+          <w:szCs w:val="28"/>
+        </w:rPr>
+        <w:t>funcioné</w:t>
+      </w:r>
+      <w:r>
+        <w:rPr>
+          <w:rFonts w:ascii="Montserrat" w:hAnsi="Montserrat"/>
+          <w:sz w:val="28"/>
+          <w:szCs w:val="28"/>
+        </w:rPr>
+        <w:t xml:space="preserve"> para </w:t>
+      </w:r>
+      <w:r>
+        <w:rPr>
+          <w:rFonts w:ascii="Montserrat" w:hAnsi="Montserrat"/>
+          <w:b/>
+          <w:bCs/>
+          <w:sz w:val="28"/>
+          <w:szCs w:val="28"/>
+        </w:rPr>
+        <w:t>Alimentos Pronalfrut</w:t>
+      </w:r>
+      <w:r>
+        <w:rPr>
+          <w:rFonts w:ascii="Montserrat" w:hAnsi="Montserrat"/>
+          <w:sz w:val="28"/>
+          <w:szCs w:val="28"/>
+        </w:rPr>
+        <w:t>.</w:t>
+      </w:r>
+    </w:p>
+    <w:p>
+      <w:pPr>
+        <w:rPr>
+          <w:rFonts w:ascii="Montserrat" w:hAnsi="Montserrat"/>
+          <w:b/>
+          <w:bCs/>
+          <w:sz w:val="28"/>
+          <w:szCs w:val="28"/>
+        </w:rPr>
+      </w:pPr>
+      <w:r>
+        <w:rPr>
+          <w:rFonts w:ascii="Montserrat" w:hAnsi="Montserrat"/>
+          <w:b/>
+          <w:bCs/>
+          <w:sz w:val="28"/>
+          <w:szCs w:val="28"/>
+        </w:rPr>
+        <w:t xml:space="preserve">Lo que aprendí </w:t>
+      </w:r>
+      <w:r>
+        <w:rPr>
+          <w:rFonts w:ascii="Montserrat" w:hAnsi="Montserrat"/>
+          <w:sz w:val="28"/>
+          <w:szCs w:val="28"/>
+        </w:rPr>
+        <w:t>(Aciertos):</w:t>
+      </w:r>
+    </w:p>
+    <w:p>
+      <w:pPr>
+        <w:rPr>
+          <w:rFonts w:ascii="Montserrat" w:hAnsi="Montserrat"/>
+          <w:sz w:val="28"/>
+          <w:szCs w:val="28"/>
+        </w:rPr>
+      </w:pPr>
+      <w:r>
+        <w:rPr>
+          <w:rFonts w:ascii="Montserrat" w:hAnsi="Montserrat"/>
+          <w:b/>
+          <w:bCs/>
+          <w:sz w:val="28"/>
+          <w:szCs w:val="28"/>
+        </w:rPr>
+        <w:t>Interactividad con sentido:</w:t>
+      </w:r>
+      <w:r>
+        <w:rPr>
+          <w:rFonts w:ascii="Montserrat" w:hAnsi="Montserrat"/>
+          <w:sz w:val="28"/>
+          <w:szCs w:val="28"/>
+        </w:rPr>
+        <w:t xml:space="preserve"> Entendí que React no solo sirve para mostrar texto, sino para crear una "conversación" con el usuario. Lograr que aparezca un remedio casero al seleccionar una fruta me hizo ver que la tecnología puede ser una aliada para educar al cliente sobre nuestros productos.</w:t>
+      </w:r>
+    </w:p>
+    <w:p>
+      <w:pPr>
+        <w:rPr>
+          <w:rFonts w:ascii="Montserrat" w:hAnsi="Montserrat"/>
+          <w:sz w:val="28"/>
+          <w:szCs w:val="28"/>
+        </w:rPr>
+      </w:pPr>
+      <w:r>
+        <w:rPr>
+          <w:rFonts w:ascii="Montserrat" w:hAnsi="Montserrat"/>
+          <w:b/>
+          <w:bCs/>
           <w:sz w:val="28"/>
           <w:szCs w:val="28"/>
         </w:rPr>
         <w:lastRenderedPageBreak/>
-        <w:t>US 5:</w:t>
-      </w:r>
-      <w:r>
-        <w:rPr>
-          <w:rFonts w:ascii="Montserrat" w:hAnsi="Montserrat"/>
-          <w:b/>
-          <w:bCs/>
+        <w:t>Diseño inteligente con Bootstrap:</w:t>
+      </w:r>
+      <w:r>
+        <w:rPr>
+          <w:rFonts w:ascii="Montserrat" w:hAnsi="Montserrat"/>
+          <w:sz w:val="28"/>
+          <w:szCs w:val="28"/>
+        </w:rPr>
+        <w:t xml:space="preserve"> Descubrí que Bootstrap es como una guía de estilo inteligente. No se trata solo de colores, sino de una estructura que garantiza que el catálogo de presentaciones (desde 100g hasta 2lt) se vea ordenado y profesional, sin importar si el cliente lo mira desde un computador o un teléfono móvil.</w:t>
+      </w:r>
+    </w:p>
+    <w:p>
+      <w:pPr>
+        <w:rPr>
+          <w:rFonts w:ascii="Montserrat" w:hAnsi="Montserrat"/>
+          <w:sz w:val="28"/>
+          <w:szCs w:val="28"/>
+        </w:rPr>
+      </w:pPr>
+      <w:r>
+        <w:rPr>
+          <w:rFonts w:ascii="Montserrat" w:hAnsi="Montserrat"/>
+          <w:b/>
+          <w:bCs/>
+          <w:sz w:val="28"/>
+          <w:szCs w:val="28"/>
+        </w:rPr>
+        <w:t>Modularidad:</w:t>
+      </w:r>
+      <w:r>
+        <w:rPr>
+          <w:rFonts w:ascii="Montserrat" w:hAnsi="Montserrat"/>
+          <w:sz w:val="28"/>
+          <w:szCs w:val="28"/>
+        </w:rPr>
+        <w:t xml:space="preserve"> Comprendí la ventaja de trabajar por piezas independientes. Si el día de mañana queremos cambiar la información del Níspero, puedo hacerlo sin afectar el resto de la página.</w:t>
+      </w:r>
+    </w:p>
+    <w:p>
+      <w:pPr>
+        <w:rPr>
+          <w:rFonts w:ascii="Montserrat" w:hAnsi="Montserrat"/>
+          <w:b/>
+          <w:bCs/>
+          <w:sz w:val="28"/>
+          <w:szCs w:val="28"/>
+        </w:rPr>
+      </w:pPr>
+      <w:r>
+        <w:rPr>
+          <w:rFonts w:ascii="Montserrat" w:hAnsi="Montserrat"/>
+          <w:b/>
+          <w:bCs/>
+          <w:sz w:val="28"/>
+          <w:szCs w:val="28"/>
+        </w:rPr>
+        <w:t>Dudas Registradas:</w:t>
+      </w:r>
+    </w:p>
+    <w:p>
+      <w:pPr>
+        <w:rPr>
+          <w:rFonts w:ascii="Montserrat" w:hAnsi="Montserrat"/>
+          <w:sz w:val="28"/>
+          <w:szCs w:val="28"/>
+        </w:rPr>
+      </w:pPr>
+      <w:r>
+        <w:rPr>
+          <w:rFonts w:ascii="Montserrat" w:hAnsi="Montserrat"/>
+          <w:b/>
+          <w:bCs/>
+          <w:sz w:val="28"/>
+          <w:szCs w:val="28"/>
+        </w:rPr>
+        <w:t>Personalización profunda:</w:t>
+      </w:r>
+      <w:r>
+        <w:rPr>
+          <w:rFonts w:ascii="Montserrat" w:hAnsi="Montserrat"/>
+          <w:sz w:val="28"/>
+          <w:szCs w:val="28"/>
+        </w:rPr>
+        <w:t xml:space="preserve"> Aunque Bootstrap facilita mucho el diseño, me queda la duda de qué tan flexible puede ser cuando queramos salirnos totalmente de lo estándar para crear algo único de la marca.</w:t>
+      </w:r>
+    </w:p>
+    <w:p>
+      <w:pPr>
+        <w:rPr>
+          <w:rFonts w:ascii="Montserrat" w:hAnsi="Montserrat"/>
+          <w:sz w:val="28"/>
+          <w:szCs w:val="28"/>
+        </w:rPr>
+      </w:pPr>
+      <w:r>
+        <w:rPr>
+          <w:rFonts w:ascii="Montserrat" w:hAnsi="Montserrat"/>
+          <w:b/>
+          <w:bCs/>
+          <w:sz w:val="28"/>
+          <w:szCs w:val="28"/>
+        </w:rPr>
+        <w:t>Gestión de archivos:</w:t>
+      </w:r>
+      <w:r>
+        <w:rPr>
+          <w:rFonts w:ascii="Montserrat" w:hAnsi="Montserrat"/>
+          <w:sz w:val="28"/>
+          <w:szCs w:val="28"/>
+        </w:rPr>
+        <w:t xml:space="preserve"> Al habilitar la descarga del portafolio, me pregunto cuál es la mejor forma de organizar muchos archivos pesados en el futuro sin que la página pierda velocidad.</w:t>
+      </w:r>
+    </w:p>
+    <w:p>
+      <w:pPr>
+        <w:rPr>
+          <w:rFonts w:ascii="Montserrat" w:hAnsi="Montserrat"/>
+          <w:sz w:val="28"/>
+          <w:szCs w:val="28"/>
+        </w:rPr>
+      </w:pPr>
+      <w:r>
+        <w:rPr>
+          <w:rFonts w:ascii="Montserrat" w:hAnsi="Montserrat"/>
+          <w:b/>
+          <w:bCs/>
+          <w:sz w:val="28"/>
+          <w:szCs w:val="28"/>
+        </w:rPr>
+        <w:t>Continuidad del aprendizaje:</w:t>
+      </w:r>
+      <w:r>
+        <w:rPr>
+          <w:rFonts w:ascii="Montserrat" w:hAnsi="Montserrat"/>
+          <w:sz w:val="28"/>
+          <w:szCs w:val="28"/>
+        </w:rPr>
+        <w:t xml:space="preserve"> React es muy amplio; mi mayor duda es cuál sería el siguiente paso lógico para que esta web deje de ser un prototipo y se convierta en una plataforma de ventas real.</w:t>
+      </w:r>
+    </w:p>
+    <w:p>
+      <w:pPr>
+        <w:ind w:left="720"/>
+        <w:rPr>
+          <w:rFonts w:ascii="Montserrat" w:hAnsi="Montserrat"/>
+          <w:sz w:val="28"/>
+          <w:szCs w:val="28"/>
+        </w:rPr>
+      </w:pPr>
+    </w:p>
+    <w:p>
+      <w:pPr>
+        <w:rPr>
+          <w:rFonts w:ascii="Montserrat" w:hAnsi="Montserrat"/>
+          <w:sz w:val="28"/>
+          <w:szCs w:val="28"/>
+        </w:rPr>
+      </w:pPr>
+      <w:r>
+        <w:rPr>
+          <w:rFonts w:ascii="Montserrat" w:hAnsi="Montserrat"/>
+          <w:b/>
+          <w:bCs/>
+          <w:sz w:val="28"/>
+          <w:szCs w:val="28"/>
+        </w:rPr>
+        <w:t>Escenario</w:t>
+      </w:r>
+      <w:r>
+        <w:rPr>
+          <w:rFonts w:ascii="Montserrat" w:hAnsi="Montserrat"/>
+          <w:sz w:val="28"/>
+          <w:szCs w:val="28"/>
+        </w:rPr>
+        <w:t>: Se integran ambas para que la web de Pronalfrut sea funcionalmente inteligente y visualmente equilibrada.</w:t>
+      </w:r>
+    </w:p>
+    <w:p>
+      <w:pPr>
+        <w:rPr>
+          <w:rFonts w:ascii="Montserrat" w:hAnsi="Montserrat"/>
+          <w:b/>
+          <w:bCs/>
+          <w:sz w:val="28"/>
+          <w:szCs w:val="28"/>
+        </w:rPr>
+      </w:pPr>
+      <w:r>
+        <w:rPr>
+          <w:rFonts w:ascii="Montserrat" w:hAnsi="Montserrat"/>
+          <w:b/>
+          <w:bCs/>
+          <w:sz w:val="28"/>
+          <w:szCs w:val="28"/>
+        </w:rPr>
+        <w:t>3. EPIC 3: Aprendizaje Guiado y Aplicación Práctica</w:t>
+      </w:r>
+    </w:p>
+    <w:p>
+      <w:pPr>
+        <w:rPr>
+          <w:rFonts w:ascii="Montserrat" w:hAnsi="Montserrat"/>
+          <w:sz w:val="28"/>
+          <w:szCs w:val="28"/>
+        </w:rPr>
+      </w:pPr>
+      <w:r>
+        <w:rPr>
+          <w:rFonts w:ascii="Montserrat" w:hAnsi="Montserrat"/>
+          <w:sz w:val="28"/>
+          <w:szCs w:val="28"/>
+        </w:rPr>
+        <w:t xml:space="preserve">US 6 y 7: </w:t>
+      </w:r>
+      <w:r>
+        <w:rPr>
+          <w:rFonts w:ascii="Montserrat" w:hAnsi="Montserrat"/>
+          <w:color w:val="EE0000"/>
+          <w:sz w:val="28"/>
+          <w:szCs w:val="28"/>
+        </w:rPr>
+        <w:t>Evaluación Tecnológica</w:t>
+      </w:r>
+    </w:p>
+    <w:p>
+      <w:pPr>
+        <w:rPr>
+          <w:rFonts w:ascii="Montserrat" w:hAnsi="Montserrat"/>
+          <w:sz w:val="28"/>
+          <w:szCs w:val="28"/>
+        </w:rPr>
+      </w:pPr>
+      <w:r>
+        <w:rPr>
+          <w:rFonts w:ascii="Montserrat" w:hAnsi="Montserrat"/>
+          <w:b/>
+          <w:bCs/>
+          <w:sz w:val="28"/>
+          <w:szCs w:val="28"/>
+        </w:rPr>
+        <w:t>Escenario de Uso</w:t>
+      </w:r>
+      <w:r>
+        <w:rPr>
+          <w:rFonts w:ascii="Montserrat" w:hAnsi="Montserrat"/>
+          <w:sz w:val="28"/>
+          <w:szCs w:val="28"/>
+        </w:rPr>
+        <w:t>: React es ideal para interfaces que requieren cambios en tiempo real sin recargar la página.</w:t>
+      </w:r>
+    </w:p>
+    <w:p>
+      <w:pPr>
+        <w:rPr>
+          <w:rFonts w:ascii="Montserrat" w:hAnsi="Montserrat"/>
+          <w:sz w:val="28"/>
+          <w:szCs w:val="28"/>
+        </w:rPr>
+      </w:pPr>
+      <w:r>
+        <w:rPr>
+          <w:rFonts w:ascii="Montserrat" w:hAnsi="Montserrat"/>
+          <w:b/>
+          <w:bCs/>
+          <w:sz w:val="28"/>
+          <w:szCs w:val="28"/>
+        </w:rPr>
+        <w:lastRenderedPageBreak/>
+        <w:t>Aplicación al Proyecto</w:t>
+      </w:r>
+      <w:r>
+        <w:rPr>
+          <w:rFonts w:ascii="Montserrat" w:hAnsi="Montserrat"/>
+          <w:sz w:val="28"/>
+          <w:szCs w:val="28"/>
+        </w:rPr>
+        <w:t>: Se utilizó una arquitectura basada en componentes para manejar el catálogo de frutas de forma independiente.</w:t>
+      </w:r>
+    </w:p>
+    <w:p>
+      <w:pPr>
+        <w:rPr>
+          <w:rFonts w:ascii="Montserrat" w:hAnsi="Montserrat"/>
+          <w:sz w:val="28"/>
+          <w:szCs w:val="28"/>
+        </w:rPr>
+      </w:pPr>
+      <w:r>
+        <w:rPr>
+          <w:rFonts w:ascii="Montserrat" w:hAnsi="Montserrat"/>
+          <w:sz w:val="28"/>
+          <w:szCs w:val="28"/>
+        </w:rPr>
+        <w:t xml:space="preserve">US 8: </w:t>
+      </w:r>
+      <w:r>
+        <w:rPr>
+          <w:rFonts w:ascii="Montserrat" w:hAnsi="Montserrat"/>
+          <w:color w:val="EE0000"/>
+          <w:sz w:val="28"/>
+          <w:szCs w:val="28"/>
+        </w:rPr>
+        <w:t>Reimplementación del Mockup Funcional</w:t>
+      </w:r>
+    </w:p>
+    <w:p>
+      <w:pPr>
+        <w:rPr>
+          <w:rFonts w:ascii="Montserrat" w:hAnsi="Montserrat"/>
+          <w:sz w:val="28"/>
+          <w:szCs w:val="28"/>
+        </w:rPr>
+      </w:pPr>
+      <w:r>
+        <w:rPr>
+          <w:rFonts w:ascii="Montserrat" w:hAnsi="Montserrat"/>
+          <w:sz w:val="28"/>
+          <w:szCs w:val="28"/>
+        </w:rPr>
+        <w:t xml:space="preserve">Siguiendo la </w:t>
+      </w:r>
+      <w:r>
+        <w:rPr>
+          <w:rFonts w:ascii="Montserrat" w:hAnsi="Montserrat"/>
+          <w:b/>
+          <w:bCs/>
+          <w:sz w:val="28"/>
+          <w:szCs w:val="28"/>
+        </w:rPr>
+        <w:t>"Implementación a Propuesta"</w:t>
+      </w:r>
+      <w:r>
+        <w:rPr>
+          <w:rFonts w:ascii="Montserrat" w:hAnsi="Montserrat"/>
+          <w:sz w:val="28"/>
+          <w:szCs w:val="28"/>
+        </w:rPr>
+        <w:t>, se desarrollaron las siguientes funcionalidades:</w:t>
+      </w:r>
+    </w:p>
+    <w:p>
+      <w:pPr>
+        <w:rPr>
+          <w:rFonts w:ascii="Montserrat" w:hAnsi="Montserrat"/>
+          <w:sz w:val="28"/>
+          <w:szCs w:val="28"/>
+        </w:rPr>
+      </w:pPr>
+      <w:r>
+        <w:rPr>
+          <w:rFonts w:ascii="Montserrat" w:hAnsi="Montserrat"/>
+          <w:b/>
+          <w:bCs/>
+          <w:sz w:val="28"/>
+          <w:szCs w:val="28"/>
+        </w:rPr>
+        <w:t>Interactividad Dinámica</w:t>
+      </w:r>
+      <w:r>
+        <w:rPr>
+          <w:rFonts w:ascii="Montserrat" w:hAnsi="Montserrat"/>
+          <w:sz w:val="28"/>
+          <w:szCs w:val="28"/>
+        </w:rPr>
+        <w:t>: Se reemplazaron imágenes pesadas por iconos representativos (</w:t>
+      </w:r>
+      <w:r>
+        <w:rPr>
+          <w:rFonts w:ascii="Montserrat" w:hAnsi="Montserrat"/>
+          <w:sz w:val="28"/>
+          <w:szCs w:val="28"/>
+        </w:rPr>
+        <w:t>Naranja,</w:t>
+      </w:r>
+      <w:r>
+        <w:rPr>
+          <w:rFonts w:ascii="Montserrat" w:hAnsi="Montserrat"/>
           <w:sz w:val="28"/>
           <w:szCs w:val="28"/>
         </w:rPr>
@@ -450,80 +1570,26 @@
       <w:r>
         <w:rPr>
           <w:rFonts w:ascii="Montserrat" w:hAnsi="Montserrat"/>
-          <w:b/>
-          <w:bCs/>
-          <w:color w:val="EE0000"/>
-          <w:sz w:val="28"/>
-          <w:szCs w:val="28"/>
-        </w:rPr>
-        <w:t>Navegación de Documentación Oficial (Aprendizajes y Dudas)</w:t>
-      </w:r>
-    </w:p>
-    <w:p>
-      <w:pPr>
-        <w:numPr>
-          <w:ilvl w:val="0"/>
-          <w:numId w:val="3"/>
-        </w:numPr>
-        <w:rPr>
-          <w:rFonts w:ascii="Montserrat" w:hAnsi="Montserrat"/>
-          <w:sz w:val="28"/>
-          <w:szCs w:val="28"/>
-        </w:rPr>
-      </w:pPr>
-      <w:r>
-        <w:rPr>
-          <w:rFonts w:ascii="Montserrat" w:hAnsi="Montserrat"/>
-          <w:sz w:val="28"/>
-          <w:szCs w:val="28"/>
-        </w:rPr>
-        <w:t xml:space="preserve">Durante esta etapa, exploré los recursos oficiales de </w:t>
-      </w:r>
-      <w:r>
-        <w:rPr>
-          <w:rFonts w:ascii="Montserrat" w:hAnsi="Montserrat"/>
-          <w:b/>
-          <w:bCs/>
-          <w:sz w:val="28"/>
-          <w:szCs w:val="28"/>
-        </w:rPr>
-        <w:t>React</w:t>
-      </w:r>
-      <w:r>
-        <w:rPr>
-          <w:rFonts w:ascii="Montserrat" w:hAnsi="Montserrat"/>
-          <w:sz w:val="28"/>
-          <w:szCs w:val="28"/>
-        </w:rPr>
-        <w:t xml:space="preserve"> y </w:t>
-      </w:r>
-      <w:r>
-        <w:rPr>
-          <w:rFonts w:ascii="Montserrat" w:hAnsi="Montserrat"/>
-          <w:b/>
-          <w:bCs/>
-          <w:sz w:val="28"/>
-          <w:szCs w:val="28"/>
-        </w:rPr>
-        <w:t>Bootstrap</w:t>
-      </w:r>
-      <w:r>
-        <w:rPr>
-          <w:rFonts w:ascii="Montserrat" w:hAnsi="Montserrat"/>
-          <w:sz w:val="28"/>
-          <w:szCs w:val="28"/>
-        </w:rPr>
-        <w:t xml:space="preserve"> para entender cómo pasar de una idea visual a una herramienta técnica que funcione para </w:t>
-      </w:r>
-      <w:r>
-        <w:rPr>
-          <w:rFonts w:ascii="Montserrat" w:hAnsi="Montserrat"/>
-          <w:b/>
-          <w:bCs/>
-          <w:sz w:val="28"/>
-          <w:szCs w:val="28"/>
-        </w:rPr>
-        <w:t>Alimentos Pronalfrut</w:t>
+          <w:sz w:val="28"/>
+          <w:szCs w:val="28"/>
+        </w:rPr>
+        <w:t>Níspero,</w:t>
+      </w:r>
+      <w:r>
+        <w:rPr>
+          <w:rFonts w:ascii="Montserrat" w:hAnsi="Montserrat"/>
+          <w:sz w:val="28"/>
+          <w:szCs w:val="28"/>
+        </w:rPr>
+        <w:t xml:space="preserve"> </w:t>
+      </w:r>
+      <w:r>
+        <w:rPr>
+          <w:rFonts w:ascii="Montserrat" w:hAnsi="Montserrat"/>
+          <w:sz w:val="28"/>
+          <w:szCs w:val="28"/>
+        </w:rPr>
+        <w:t>Guanábana)</w:t>
       </w:r>
       <w:r>
         <w:rPr>
@@ -536,532 +1602,6 @@
     </w:p>
     <w:p>
       <w:pPr>
-        <w:numPr>
-          <w:ilvl w:val="0"/>
-          <w:numId w:val="3"/>
-        </w:numPr>
-        <w:rPr>
-          <w:rFonts w:ascii="Montserrat" w:hAnsi="Montserrat"/>
-          <w:b/>
-          <w:bCs/>
-          <w:sz w:val="28"/>
-          <w:szCs w:val="28"/>
-        </w:rPr>
-      </w:pPr>
-      <w:r>
-        <w:rPr>
-          <w:rFonts w:ascii="Montserrat" w:hAnsi="Montserrat"/>
-          <w:b/>
-          <w:bCs/>
-          <w:sz w:val="28"/>
-          <w:szCs w:val="28"/>
-        </w:rPr>
-        <w:t>Lo que aprendí (Aciertos):</w:t>
-      </w:r>
-    </w:p>
-    <w:p>
-      <w:pPr>
-        <w:numPr>
-          <w:ilvl w:val="0"/>
-          <w:numId w:val="3"/>
-        </w:numPr>
-        <w:rPr>
-          <w:rFonts w:ascii="Montserrat" w:hAnsi="Montserrat"/>
-          <w:sz w:val="28"/>
-          <w:szCs w:val="28"/>
-        </w:rPr>
-      </w:pPr>
-      <w:r>
-        <w:rPr>
-          <w:rFonts w:ascii="Montserrat" w:hAnsi="Montserrat"/>
-          <w:b/>
-          <w:bCs/>
-          <w:sz w:val="28"/>
-          <w:szCs w:val="28"/>
-        </w:rPr>
-        <w:t>Interactividad con sentido:</w:t>
-      </w:r>
-      <w:r>
-        <w:rPr>
-          <w:rFonts w:ascii="Montserrat" w:hAnsi="Montserrat"/>
-          <w:sz w:val="28"/>
-          <w:szCs w:val="28"/>
-        </w:rPr>
-        <w:t xml:space="preserve"> Entendí que React no solo sirve para mostrar texto, sino para crear una "conversación" con el usuario. Lograr que aparezca un remedio casero al seleccionar una fruta me hizo ver que la tecnología puede ser una aliada para educar al cliente sobre nuestros productos.</w:t>
-      </w:r>
-    </w:p>
-    <w:p>
-      <w:pPr>
-        <w:numPr>
-          <w:ilvl w:val="0"/>
-          <w:numId w:val="3"/>
-        </w:numPr>
-        <w:rPr>
-          <w:rFonts w:ascii="Montserrat" w:hAnsi="Montserrat"/>
-          <w:sz w:val="28"/>
-          <w:szCs w:val="28"/>
-        </w:rPr>
-      </w:pPr>
-      <w:r>
-        <w:rPr>
-          <w:rFonts w:ascii="Montserrat" w:hAnsi="Montserrat"/>
-          <w:b/>
-          <w:bCs/>
-          <w:sz w:val="28"/>
-          <w:szCs w:val="28"/>
-        </w:rPr>
-        <w:t>Diseño inteligente con Bootstrap:</w:t>
-      </w:r>
-      <w:r>
-        <w:rPr>
-          <w:rFonts w:ascii="Montserrat" w:hAnsi="Montserrat"/>
-          <w:sz w:val="28"/>
-          <w:szCs w:val="28"/>
-        </w:rPr>
-        <w:t xml:space="preserve"> Descubrí que Bootstrap es como una guía de estilo inteligente. No se trata solo de colores, sino de una estructura que garantiza que el catálogo de presentaciones (desde 100g hasta 2lt) se vea ordenado y profesional, sin importar si el cliente lo mira desde un computador o un teléfono móvil.</w:t>
-      </w:r>
-    </w:p>
-    <w:p>
-      <w:pPr>
-        <w:numPr>
-          <w:ilvl w:val="0"/>
-          <w:numId w:val="3"/>
-        </w:numPr>
-        <w:rPr>
-          <w:rFonts w:ascii="Montserrat" w:hAnsi="Montserrat"/>
-          <w:sz w:val="28"/>
-          <w:szCs w:val="28"/>
-        </w:rPr>
-      </w:pPr>
-      <w:r>
-        <w:rPr>
-          <w:rFonts w:ascii="Montserrat" w:hAnsi="Montserrat"/>
-          <w:b/>
-          <w:bCs/>
-          <w:sz w:val="28"/>
-          <w:szCs w:val="28"/>
-        </w:rPr>
-        <w:t>Modularidad:</w:t>
-      </w:r>
-      <w:r>
-        <w:rPr>
-          <w:rFonts w:ascii="Montserrat" w:hAnsi="Montserrat"/>
-          <w:sz w:val="28"/>
-          <w:szCs w:val="28"/>
-        </w:rPr>
-        <w:t xml:space="preserve"> Comprendí la ventaja de trabajar por piezas independientes. Si el día de mañana queremos cambiar la información del Níspero, puedo hacerlo sin afectar el resto de la página.</w:t>
-      </w:r>
-    </w:p>
-    <w:p>
-      <w:pPr>
-        <w:numPr>
-          <w:ilvl w:val="0"/>
-          <w:numId w:val="3"/>
-        </w:numPr>
-        <w:rPr>
-          <w:rFonts w:ascii="Montserrat" w:hAnsi="Montserrat"/>
-          <w:b/>
-          <w:bCs/>
-          <w:sz w:val="28"/>
-          <w:szCs w:val="28"/>
-        </w:rPr>
-      </w:pPr>
-      <w:r>
-        <w:rPr>
-          <w:rFonts w:ascii="Montserrat" w:hAnsi="Montserrat"/>
-          <w:b/>
-          <w:bCs/>
-          <w:sz w:val="28"/>
-          <w:szCs w:val="28"/>
-        </w:rPr>
-        <w:t>Dudas Registradas:</w:t>
-      </w:r>
-    </w:p>
-    <w:p>
-      <w:pPr>
-        <w:numPr>
-          <w:ilvl w:val="0"/>
-          <w:numId w:val="3"/>
-        </w:numPr>
-        <w:rPr>
-          <w:rFonts w:ascii="Montserrat" w:hAnsi="Montserrat"/>
-          <w:sz w:val="28"/>
-          <w:szCs w:val="28"/>
-        </w:rPr>
-      </w:pPr>
-      <w:r>
-        <w:rPr>
-          <w:rFonts w:ascii="Montserrat" w:hAnsi="Montserrat"/>
-          <w:b/>
-          <w:bCs/>
-          <w:sz w:val="28"/>
-          <w:szCs w:val="28"/>
-        </w:rPr>
-        <w:t>Personalización profunda:</w:t>
-      </w:r>
-      <w:r>
-        <w:rPr>
-          <w:rFonts w:ascii="Montserrat" w:hAnsi="Montserrat"/>
-          <w:sz w:val="28"/>
-          <w:szCs w:val="28"/>
-        </w:rPr>
-        <w:t xml:space="preserve"> Aunque Bootstrap facilita mucho el diseño, me queda la duda de qué tan flexible puede ser cuando queramos salirnos totalmente de lo estándar para crear algo único de la marca.</w:t>
-      </w:r>
-    </w:p>
-    <w:p>
-      <w:pPr>
-        <w:numPr>
-          <w:ilvl w:val="0"/>
-          <w:numId w:val="3"/>
-        </w:numPr>
-        <w:rPr>
-          <w:rFonts w:ascii="Montserrat" w:hAnsi="Montserrat"/>
-          <w:sz w:val="28"/>
-          <w:szCs w:val="28"/>
-        </w:rPr>
-      </w:pPr>
-      <w:r>
-        <w:rPr>
-          <w:rFonts w:ascii="Montserrat" w:hAnsi="Montserrat"/>
-          <w:b/>
-          <w:bCs/>
-          <w:sz w:val="28"/>
-          <w:szCs w:val="28"/>
-        </w:rPr>
-        <w:t>Gestión de archivos:</w:t>
-      </w:r>
-      <w:r>
-        <w:rPr>
-          <w:rFonts w:ascii="Montserrat" w:hAnsi="Montserrat"/>
-          <w:sz w:val="28"/>
-          <w:szCs w:val="28"/>
-        </w:rPr>
-        <w:t xml:space="preserve"> Al habilitar la descarga del portafolio, me pregunto cuál es la mejor forma de </w:t>
-      </w:r>
-      <w:r>
-        <w:rPr>
-          <w:rFonts w:ascii="Montserrat" w:hAnsi="Montserrat"/>
-          <w:sz w:val="28"/>
-          <w:szCs w:val="28"/>
-        </w:rPr>
-        <w:lastRenderedPageBreak/>
-        <w:t>organizar muchos archivos pesados en el futuro sin que la página pierda velocidad.</w:t>
-      </w:r>
-    </w:p>
-    <w:p>
-      <w:pPr>
-        <w:numPr>
-          <w:ilvl w:val="0"/>
-          <w:numId w:val="3"/>
-        </w:numPr>
-        <w:rPr>
-          <w:rFonts w:ascii="Montserrat" w:hAnsi="Montserrat"/>
-          <w:sz w:val="28"/>
-          <w:szCs w:val="28"/>
-        </w:rPr>
-      </w:pPr>
-      <w:r>
-        <w:rPr>
-          <w:rFonts w:ascii="Montserrat" w:hAnsi="Montserrat"/>
-          <w:b/>
-          <w:bCs/>
-          <w:sz w:val="28"/>
-          <w:szCs w:val="28"/>
-        </w:rPr>
-        <w:t>Continuidad del aprendizaje:</w:t>
-      </w:r>
-      <w:r>
-        <w:rPr>
-          <w:rFonts w:ascii="Montserrat" w:hAnsi="Montserrat"/>
-          <w:sz w:val="28"/>
-          <w:szCs w:val="28"/>
-        </w:rPr>
-        <w:t xml:space="preserve"> React es muy amplio; mi mayor duda es cuál sería el siguiente paso lógico para que esta web deje de ser un prototipo y se convierta en una plataforma de ventas real.</w:t>
-      </w:r>
-    </w:p>
-    <w:p>
-      <w:pPr>
-        <w:numPr>
-          <w:ilvl w:val="0"/>
-          <w:numId w:val="3"/>
-        </w:numPr>
-        <w:rPr>
-          <w:rFonts w:ascii="Montserrat" w:hAnsi="Montserrat"/>
-          <w:sz w:val="28"/>
-          <w:szCs w:val="28"/>
-        </w:rPr>
-      </w:pPr>
-    </w:p>
-    <w:p>
-      <w:pPr>
-        <w:numPr>
-          <w:ilvl w:val="0"/>
-          <w:numId w:val="3"/>
-        </w:numPr>
-        <w:rPr>
-          <w:rFonts w:ascii="Montserrat" w:hAnsi="Montserrat"/>
-          <w:sz w:val="28"/>
-          <w:szCs w:val="28"/>
-        </w:rPr>
-      </w:pPr>
-      <w:r>
-        <w:rPr>
-          <w:rFonts w:ascii="Montserrat" w:hAnsi="Montserrat"/>
-          <w:b/>
-          <w:bCs/>
-          <w:sz w:val="28"/>
-          <w:szCs w:val="28"/>
-        </w:rPr>
-        <w:t>Escenario</w:t>
-      </w:r>
-      <w:r>
-        <w:rPr>
-          <w:rFonts w:ascii="Montserrat" w:hAnsi="Montserrat"/>
-          <w:sz w:val="28"/>
-          <w:szCs w:val="28"/>
-        </w:rPr>
-        <w:t>: Se integran ambas para que la web de Pronalfrut sea funcionalmente inteligente y visualmente equilibrada.</w:t>
-      </w:r>
-    </w:p>
-    <w:p>
-      <w:pPr>
-        <w:rPr>
-          <w:rFonts w:ascii="Montserrat" w:hAnsi="Montserrat"/>
-          <w:b/>
-          <w:bCs/>
-          <w:sz w:val="28"/>
-          <w:szCs w:val="28"/>
-        </w:rPr>
-      </w:pPr>
-      <w:r>
-        <w:rPr>
-          <w:rFonts w:ascii="Montserrat" w:hAnsi="Montserrat"/>
-          <w:b/>
-          <w:bCs/>
-          <w:sz w:val="28"/>
-          <w:szCs w:val="28"/>
-        </w:rPr>
-        <w:t>3. EPIC 3: Aprendizaje Guiado y Aplicación Práctica</w:t>
-      </w:r>
-    </w:p>
-    <w:p>
-      <w:pPr>
-        <w:rPr>
-          <w:rFonts w:ascii="Montserrat" w:hAnsi="Montserrat"/>
-          <w:sz w:val="28"/>
-          <w:szCs w:val="28"/>
-        </w:rPr>
-      </w:pPr>
-      <w:r>
-        <w:rPr>
-          <w:rFonts w:ascii="Montserrat" w:hAnsi="Montserrat"/>
-          <w:sz w:val="28"/>
-          <w:szCs w:val="28"/>
-        </w:rPr>
-        <w:t xml:space="preserve">US 6 y 7: </w:t>
-      </w:r>
-      <w:r>
-        <w:rPr>
-          <w:rFonts w:ascii="Montserrat" w:hAnsi="Montserrat"/>
-          <w:color w:val="EE0000"/>
-          <w:sz w:val="28"/>
-          <w:szCs w:val="28"/>
-        </w:rPr>
-        <w:t>Evaluación Tecnológica</w:t>
-      </w:r>
-    </w:p>
-    <w:p>
-      <w:pPr>
-        <w:numPr>
-          <w:ilvl w:val="0"/>
-          <w:numId w:val="4"/>
-        </w:numPr>
-        <w:rPr>
-          <w:rFonts w:ascii="Montserrat" w:hAnsi="Montserrat"/>
-          <w:sz w:val="28"/>
-          <w:szCs w:val="28"/>
-        </w:rPr>
-      </w:pPr>
-      <w:r>
-        <w:rPr>
-          <w:rFonts w:ascii="Montserrat" w:hAnsi="Montserrat"/>
-          <w:b/>
-          <w:bCs/>
-          <w:sz w:val="28"/>
-          <w:szCs w:val="28"/>
-        </w:rPr>
-        <w:t>Escenario de Uso</w:t>
-      </w:r>
-      <w:r>
-        <w:rPr>
-          <w:rFonts w:ascii="Montserrat" w:hAnsi="Montserrat"/>
-          <w:sz w:val="28"/>
-          <w:szCs w:val="28"/>
-        </w:rPr>
-        <w:t>: React es ideal para interfaces que requieren cambios en tiempo real sin recargar la página.</w:t>
-      </w:r>
-    </w:p>
-    <w:p>
-      <w:pPr>
-        <w:numPr>
-          <w:ilvl w:val="0"/>
-          <w:numId w:val="4"/>
-        </w:numPr>
-        <w:rPr>
-          <w:rFonts w:ascii="Montserrat" w:hAnsi="Montserrat"/>
-          <w:sz w:val="28"/>
-          <w:szCs w:val="28"/>
-        </w:rPr>
-      </w:pPr>
-      <w:r>
-        <w:rPr>
-          <w:rFonts w:ascii="Montserrat" w:hAnsi="Montserrat"/>
-          <w:b/>
-          <w:bCs/>
-          <w:sz w:val="28"/>
-          <w:szCs w:val="28"/>
-        </w:rPr>
-        <w:t>Aplicación al Proyecto</w:t>
-      </w:r>
-      <w:r>
-        <w:rPr>
-          <w:rFonts w:ascii="Montserrat" w:hAnsi="Montserrat"/>
-          <w:sz w:val="28"/>
-          <w:szCs w:val="28"/>
-        </w:rPr>
-        <w:t>: Se utilizó una arquitectura basada en componentes para manejar el catálogo de frutas de forma independiente.</w:t>
-      </w:r>
-    </w:p>
-    <w:p>
-      <w:pPr>
-        <w:rPr>
-          <w:rFonts w:ascii="Montserrat" w:hAnsi="Montserrat"/>
-          <w:sz w:val="28"/>
-          <w:szCs w:val="28"/>
-        </w:rPr>
-      </w:pPr>
-      <w:r>
-        <w:rPr>
-          <w:rFonts w:ascii="Montserrat" w:hAnsi="Montserrat"/>
-          <w:sz w:val="28"/>
-          <w:szCs w:val="28"/>
-        </w:rPr>
-        <w:t xml:space="preserve">US 8: </w:t>
-      </w:r>
-      <w:r>
-        <w:rPr>
-          <w:rFonts w:ascii="Montserrat" w:hAnsi="Montserrat"/>
-          <w:color w:val="EE0000"/>
-          <w:sz w:val="28"/>
-          <w:szCs w:val="28"/>
-        </w:rPr>
-        <w:t>Reimplementación del Mockup Funcional</w:t>
-      </w:r>
-    </w:p>
-    <w:p>
-      <w:pPr>
-        <w:rPr>
-          <w:rFonts w:ascii="Montserrat" w:hAnsi="Montserrat"/>
-          <w:sz w:val="28"/>
-          <w:szCs w:val="28"/>
-        </w:rPr>
-      </w:pPr>
-      <w:r>
-        <w:rPr>
-          <w:rFonts w:ascii="Montserrat" w:hAnsi="Montserrat"/>
-          <w:sz w:val="28"/>
-          <w:szCs w:val="28"/>
-        </w:rPr>
-        <w:t xml:space="preserve">Siguiendo la </w:t>
-      </w:r>
-      <w:r>
-        <w:rPr>
-          <w:rFonts w:ascii="Montserrat" w:hAnsi="Montserrat"/>
-          <w:b/>
-          <w:bCs/>
-          <w:sz w:val="28"/>
-          <w:szCs w:val="28"/>
-        </w:rPr>
-        <w:t>"Implementación a Propuesta"</w:t>
-      </w:r>
-      <w:r>
-        <w:rPr>
-          <w:rFonts w:ascii="Montserrat" w:hAnsi="Montserrat"/>
-          <w:sz w:val="28"/>
-          <w:szCs w:val="28"/>
-        </w:rPr>
-        <w:t>, se desarrollaron las siguientes funcionalidades:</w:t>
-      </w:r>
-    </w:p>
-    <w:p>
-      <w:pPr>
-        <w:numPr>
-          <w:ilvl w:val="0"/>
-          <w:numId w:val="5"/>
-        </w:numPr>
-        <w:rPr>
-          <w:rFonts w:ascii="Montserrat" w:hAnsi="Montserrat"/>
-          <w:sz w:val="28"/>
-          <w:szCs w:val="28"/>
-        </w:rPr>
-      </w:pPr>
-      <w:r>
-        <w:rPr>
-          <w:rFonts w:ascii="Montserrat" w:hAnsi="Montserrat"/>
-          <w:b/>
-          <w:bCs/>
-          <w:sz w:val="28"/>
-          <w:szCs w:val="28"/>
-        </w:rPr>
-        <w:t>Interactividad Dinámica</w:t>
-      </w:r>
-      <w:r>
-        <w:rPr>
-          <w:rFonts w:ascii="Montserrat" w:hAnsi="Montserrat"/>
-          <w:sz w:val="28"/>
-          <w:szCs w:val="28"/>
-        </w:rPr>
-        <w:t>: Se reemplazaron imágenes pesadas por iconos representativos (</w:t>
-      </w:r>
-      <w:r>
-        <w:rPr>
-          <w:rFonts w:ascii="Montserrat" w:hAnsi="Montserrat"/>
-          <w:sz w:val="28"/>
-          <w:szCs w:val="28"/>
-        </w:rPr>
-        <w:t>Naranja,</w:t>
-      </w:r>
-      <w:r>
-        <w:rPr>
-          <w:rFonts w:ascii="Montserrat" w:hAnsi="Montserrat"/>
-          <w:sz w:val="28"/>
-          <w:szCs w:val="28"/>
-        </w:rPr>
-        <w:t xml:space="preserve"> Níspero , </w:t>
-      </w:r>
-      <w:r>
-        <w:rPr>
-          <w:rFonts w:ascii="Montserrat" w:hAnsi="Montserrat"/>
-          <w:sz w:val="28"/>
-          <w:szCs w:val="28"/>
-        </w:rPr>
-        <w:t>Guanábana)</w:t>
-      </w:r>
-      <w:r>
-        <w:rPr>
-          <w:rFonts w:ascii="Montserrat" w:hAnsi="Montserrat"/>
-          <w:sz w:val="28"/>
-          <w:szCs w:val="28"/>
-        </w:rPr>
-        <w:t>.</w:t>
-      </w:r>
-    </w:p>
-    <w:p>
-      <w:pPr>
-        <w:numPr>
-          <w:ilvl w:val="0"/>
-          <w:numId w:val="5"/>
-        </w:numPr>
         <w:rPr>
           <w:rFonts w:ascii="Montserrat" w:hAnsi="Montserrat"/>
           <w:sz w:val="28"/>
@@ -1089,10 +1629,6 @@
     </w:p>
     <w:p>
       <w:pPr>
-        <w:numPr>
-          <w:ilvl w:val="0"/>
-          <w:numId w:val="5"/>
-        </w:numPr>
         <w:rPr>
           <w:rFonts w:ascii="Montserrat" w:hAnsi="Montserrat"/>
           <w:sz w:val="28"/>
@@ -1120,25 +1656,20 @@
     </w:p>
     <w:p>
       <w:pPr>
-        <w:numPr>
-          <w:ilvl w:val="0"/>
-          <w:numId w:val="5"/>
-        </w:numPr>
-        <w:rPr>
-          <w:rFonts w:ascii="Montserrat" w:hAnsi="Montserrat"/>
-          <w:sz w:val="28"/>
-          <w:szCs w:val="28"/>
-        </w:rPr>
-      </w:pPr>
-      <w:r>
-        <w:rPr>
-          <w:rFonts w:ascii="Montserrat" w:hAnsi="Montserrat"/>
-          <w:b/>
-          <w:bCs/>
-          <w:sz w:val="28"/>
-          <w:szCs w:val="28"/>
-        </w:rPr>
-        <w:lastRenderedPageBreak/>
+        <w:rPr>
+          <w:rFonts w:ascii="Montserrat" w:hAnsi="Montserrat"/>
+          <w:sz w:val="28"/>
+          <w:szCs w:val="28"/>
+        </w:rPr>
+      </w:pPr>
+      <w:r>
+        <w:rPr>
+          <w:rFonts w:ascii="Montserrat" w:hAnsi="Montserrat"/>
+          <w:b/>
+          <w:bCs/>
+          <w:sz w:val="28"/>
+          <w:szCs w:val="28"/>
+        </w:rPr>
         <w:t>Diseño Adaptable</w:t>
       </w:r>
       <w:r>
@@ -2893,7 +3424,6 @@
   <w:style w:type="character" w:default="1" w:styleId="Fuentedeprrafopredeter">
     <w:name w:val="Default Paragraph Font"/>
     <w:uiPriority w:val="1"/>
-    <w:semiHidden/>
     <w:unhideWhenUsed/>
   </w:style>
   <w:style w:type="table" w:default="1" w:styleId="Tablanormal">
